--- a/3. Project Certificate (Project).docx
+++ b/3. Project Certificate (Project).docx
@@ -58,19 +58,31 @@
         <w:spacing w:after="120" w:line="276" w:lineRule="auto"/>
         <w:jc w:val="center"/>
         <w:rPr>
-          <w:sz w:val="24"/>
-        </w:rPr>
-      </w:pPr>
-      <w:r>
-        <w:rPr>
           <w:rFonts w:ascii="Times New Roman" w:eastAsia="Liberation Sans" w:hAnsi="Times New Roman" w:cs="Liberation Sans"/>
           <w:b/>
           <w:bCs/>
           <w:sz w:val="30"/>
           <w:szCs w:val="30"/>
         </w:rPr>
+      </w:pPr>
+      <w:r>
+        <w:rPr>
+          <w:rFonts w:ascii="Times New Roman" w:eastAsia="Liberation Sans" w:hAnsi="Times New Roman" w:cs="Liberation Sans"/>
+          <w:b/>
+          <w:bCs/>
+          <w:sz w:val="30"/>
+          <w:szCs w:val="30"/>
+        </w:rPr>
         <w:t>Khan Abubakar,202400719010097</w:t>
       </w:r>
+    </w:p>
+    <w:p>
+      <w:pPr>
+        <w:pStyle w:val="LO-normal"/>
+        <w:rPr>
+          <w:lang w:bidi="ar-SA"/>
+        </w:rPr>
+      </w:pPr>
     </w:p>
     <w:p>
       <w:pPr>
@@ -262,7 +274,37 @@
           <w:sz w:val="30"/>
           <w:szCs w:val="30"/>
         </w:rPr>
-        <w:t>Maxgen Technology Private Limited</w:t>
+        <w:t>Maxgen Technology P</w:t>
+      </w:r>
+      <w:r>
+        <w:rPr>
+          <w:rFonts w:ascii="Times New Roman" w:eastAsia="Liberation Sans" w:hAnsi="Times New Roman" w:cs="Liberation Sans"/>
+          <w:b/>
+          <w:bCs/>
+          <w:sz w:val="30"/>
+          <w:szCs w:val="30"/>
+        </w:rPr>
+        <w:t>vt</w:t>
+      </w:r>
+      <w:r>
+        <w:rPr>
+          <w:rFonts w:ascii="Times New Roman" w:eastAsia="Liberation Sans" w:hAnsi="Times New Roman" w:cs="Liberation Sans"/>
+          <w:b/>
+          <w:bCs/>
+          <w:sz w:val="30"/>
+          <w:szCs w:val="30"/>
+        </w:rPr>
+        <w:t xml:space="preserve"> L</w:t>
+      </w:r>
+      <w:r>
+        <w:rPr>
+          <w:rFonts w:ascii="Times New Roman" w:eastAsia="Liberation Sans" w:hAnsi="Times New Roman" w:cs="Liberation Sans"/>
+          <w:b/>
+          <w:bCs/>
+          <w:sz w:val="30"/>
+          <w:szCs w:val="30"/>
+        </w:rPr>
+        <w:t>td</w:t>
       </w:r>
       <w:r>
         <w:rPr>
